--- a/templates/06_vendas/03_proposta_comercial_vendas.docx
+++ b/templates/06_vendas/03_proposta_comercial_vendas.docx
@@ -16,7 +16,7 @@
           <w:sz w:val="32"/>
           <w:szCs w:val="32"/>
         </w:rPr>
-        <w:t xml:space="preserve">PROPOSTA DE SOLUÇÃO</w:t>
+        <w:t xml:space="preserve">PROPOSTA COMERCIAL DE VENDAS</w:t>
       </w:r>
     </w:p>
     <w:p>
@@ -33,7 +33,7 @@
           <w:sz w:val="20"/>
           <w:szCs w:val="20"/>
         </w:rPr>
-        <w:t xml:space="preserve">Validade: </w:t>
+        <w:t xml:space="preserve">CLIENTE: </w:t>
       </w:r>
       <w:r>
         <w:rPr>
@@ -44,7 +44,105 @@
           <w:sz w:val="20"/>
           <w:szCs w:val="20"/>
         </w:rPr>
-        <w:t xml:space="preserve">Válido até: [DD/MM/AAAA]</w:t>
+        <w:t xml:space="preserve">[NOME DO CLIENTE / EMPRESA]</w:t>
+      </w:r>
+    </w:p>
+    <w:p>
+      <w:pPr>
+        <w:spacing w:after="100" w:before="100"/>
+        <w:ind w:left="400"/>
+      </w:pPr>
+      <w:r>
+        <w:rPr>
+          <w:rFonts w:ascii="Arial" w:cs="Arial" w:eastAsia="Arial" w:hAnsi="Arial"/>
+          <w:b/>
+          <w:bCs/>
+          <w:color w:val="2D6A4F"/>
+          <w:sz w:val="20"/>
+          <w:szCs w:val="20"/>
+        </w:rPr>
+        <w:t xml:space="preserve">PREPARADO POR: </w:t>
+      </w:r>
+      <w:r>
+        <w:rPr>
+          <w:rFonts w:ascii="Arial" w:cs="Arial" w:eastAsia="Arial" w:hAnsi="Arial"/>
+          <w:i/>
+          <w:iCs/>
+          <w:color w:val="6B7280"/>
+          <w:sz w:val="20"/>
+          <w:szCs w:val="20"/>
+        </w:rPr>
+        <w:t xml:space="preserve">[SEU NOME / EMPRESA]</w:t>
+      </w:r>
+    </w:p>
+    <w:p>
+      <w:pPr>
+        <w:spacing w:after="100" w:before="100"/>
+        <w:ind w:left="400"/>
+      </w:pPr>
+      <w:r>
+        <w:rPr>
+          <w:rFonts w:ascii="Arial" w:cs="Arial" w:eastAsia="Arial" w:hAnsi="Arial"/>
+          <w:b/>
+          <w:bCs/>
+          <w:color w:val="2D6A4F"/>
+          <w:sz w:val="20"/>
+          <w:szCs w:val="20"/>
+        </w:rPr>
+        <w:t xml:space="preserve">DATA DA PROPOSTA: </w:t>
+      </w:r>
+      <w:r>
+        <w:rPr>
+          <w:rFonts w:ascii="Arial" w:cs="Arial" w:eastAsia="Arial" w:hAnsi="Arial"/>
+          <w:i/>
+          <w:iCs/>
+          <w:color w:val="6B7280"/>
+          <w:sz w:val="20"/>
+          <w:szCs w:val="20"/>
+        </w:rPr>
+        <w:t xml:space="preserve">[DIA] de [MÊS] de [ANO]</w:t>
+      </w:r>
+    </w:p>
+    <w:p>
+      <w:pPr>
+        <w:spacing w:after="100" w:before="100"/>
+        <w:ind w:left="400"/>
+      </w:pPr>
+      <w:r>
+        <w:rPr>
+          <w:rFonts w:ascii="Arial" w:cs="Arial" w:eastAsia="Arial" w:hAnsi="Arial"/>
+          <w:b/>
+          <w:bCs/>
+          <w:color w:val="2D6A4F"/>
+          <w:sz w:val="20"/>
+          <w:szCs w:val="20"/>
+        </w:rPr>
+        <w:t xml:space="preserve">VÁLIDO ATÉ: </w:t>
+      </w:r>
+      <w:r>
+        <w:rPr>
+          <w:rFonts w:ascii="Arial" w:cs="Arial" w:eastAsia="Arial" w:hAnsi="Arial"/>
+          <w:i/>
+          <w:iCs/>
+          <w:color w:val="6B7280"/>
+          <w:sz w:val="20"/>
+          <w:szCs w:val="20"/>
+        </w:rPr>
+        <w:t xml:space="preserve">[DD/MM/AAAA]</w:t>
+      </w:r>
+    </w:p>
+    <w:p>
+      <w:pPr>
+        <w:spacing w:after="100" w:before="100"/>
+      </w:pPr>
+      <w:r>
+        <w:rPr>
+          <w:rFonts w:ascii="Arial" w:cs="Arial" w:eastAsia="Arial" w:hAnsi="Arial"/>
+          <w:color w:val="111827"/>
+          <w:sz w:val="20"/>
+          <w:szCs w:val="20"/>
+        </w:rPr>
+        <w:t xml:space="preserve">---</w:t>
       </w:r>
     </w:p>
     <w:p>
@@ -63,21 +161,21 @@
           <w:sz w:val="24"/>
           <w:szCs w:val="24"/>
         </w:rPr>
-        <w:t xml:space="preserve">O Problema</w:t>
-      </w:r>
-    </w:p>
-    <w:p>
-      <w:pPr>
-        <w:spacing w:after="100" w:before="100"/>
-      </w:pPr>
-      <w:r>
-        <w:rPr>
-          <w:rFonts w:ascii="Arial" w:cs="Arial" w:eastAsia="Arial" w:hAnsi="Arial"/>
-          <w:color w:val="111827"/>
-          <w:sz w:val="20"/>
-          <w:szCs w:val="20"/>
-        </w:rPr>
-        <w:t xml:space="preserve">[DESCREVER A DOR DO CLIENTE].</w:t>
+        <w:t xml:space="preserve">1. O DESAFIO (CONTEXTO)</w:t>
+      </w:r>
+    </w:p>
+    <w:p>
+      <w:pPr>
+        <w:spacing w:after="100" w:before="100"/>
+      </w:pPr>
+      <w:r>
+        <w:rPr>
+          <w:rFonts w:ascii="Arial" w:cs="Arial" w:eastAsia="Arial" w:hAnsi="Arial"/>
+          <w:color w:val="111827"/>
+          <w:sz w:val="20"/>
+          <w:szCs w:val="20"/>
+        </w:rPr>
+        <w:t xml:space="preserve">Entendemos que hoje o principal desafio da [NOME DO CLIENTE] é [DESCREVER A DOR – EX: AUMENTAR A CONVERSÃO DE VENDAS EM 20%]. Esta proposta foca em resolver esta dor através de nossa solução [NOME DO PRODUTO/SERVIÇO].</w:t>
       </w:r>
     </w:p>
     <w:p>
@@ -96,21 +194,99 @@
           <w:sz w:val="24"/>
           <w:szCs w:val="24"/>
         </w:rPr>
-        <w:t xml:space="preserve">Nossa Solução</w:t>
-      </w:r>
-    </w:p>
-    <w:p>
-      <w:pPr>
-        <w:spacing w:after="100" w:before="100"/>
-      </w:pPr>
-      <w:r>
-        <w:rPr>
-          <w:rFonts w:ascii="Arial" w:cs="Arial" w:eastAsia="Arial" w:hAnsi="Arial"/>
-          <w:color w:val="111827"/>
-          <w:sz w:val="20"/>
-          <w:szCs w:val="20"/>
-        </w:rPr>
-        <w:t xml:space="preserve">[COMO RESOLVEREMOS].</w:t>
+        <w:t xml:space="preserve">2. NOSSA SOLUÇÃO (COMO AJUDAREMOS)</w:t>
+      </w:r>
+    </w:p>
+    <w:p>
+      <w:pPr>
+        <w:spacing w:after="100" w:before="100"/>
+      </w:pPr>
+      <w:r>
+        <w:rPr>
+          <w:rFonts w:ascii="Arial" w:cs="Arial" w:eastAsia="Arial" w:hAnsi="Arial"/>
+          <w:color w:val="111827"/>
+          <w:sz w:val="20"/>
+          <w:szCs w:val="20"/>
+        </w:rPr>
+        <w:t xml:space="preserve">Propomos a implementação de:</w:t>
+      </w:r>
+    </w:p>
+    <w:p>
+      <w:pPr>
+        <w:spacing w:after="50" w:before="50"/>
+        <w:ind w:left="400" w:hanging="200"/>
+      </w:pPr>
+      <w:r>
+        <w:rPr>
+          <w:rFonts w:ascii="Arial" w:cs="Arial" w:eastAsia="Arial" w:hAnsi="Arial"/>
+          <w:b/>
+          <w:bCs/>
+          <w:color w:val="40916C"/>
+          <w:sz w:val="20"/>
+          <w:szCs w:val="20"/>
+        </w:rPr>
+        <w:t xml:space="preserve">● </w:t>
+      </w:r>
+      <w:r>
+        <w:rPr>
+          <w:rFonts w:ascii="Arial" w:cs="Arial" w:eastAsia="Arial" w:hAnsi="Arial"/>
+          <w:color w:val="111827"/>
+          <w:sz w:val="20"/>
+          <w:szCs w:val="20"/>
+        </w:rPr>
+        <w:t xml:space="preserve">**Atividade 1:** [DETALHAMENTO].</w:t>
+      </w:r>
+    </w:p>
+    <w:p>
+      <w:pPr>
+        <w:spacing w:after="50" w:before="50"/>
+        <w:ind w:left="400" w:hanging="200"/>
+      </w:pPr>
+      <w:r>
+        <w:rPr>
+          <w:rFonts w:ascii="Arial" w:cs="Arial" w:eastAsia="Arial" w:hAnsi="Arial"/>
+          <w:b/>
+          <w:bCs/>
+          <w:color w:val="40916C"/>
+          <w:sz w:val="20"/>
+          <w:szCs w:val="20"/>
+        </w:rPr>
+        <w:t xml:space="preserve">● </w:t>
+      </w:r>
+      <w:r>
+        <w:rPr>
+          <w:rFonts w:ascii="Arial" w:cs="Arial" w:eastAsia="Arial" w:hAnsi="Arial"/>
+          <w:color w:val="111827"/>
+          <w:sz w:val="20"/>
+          <w:szCs w:val="20"/>
+        </w:rPr>
+        <w:t xml:space="preserve">**Atividade 2:** [DETALHAMENTO].</w:t>
+      </w:r>
+    </w:p>
+    <w:p>
+      <w:pPr>
+        <w:spacing w:after="50" w:before="50"/>
+        <w:ind w:left="400" w:hanging="200"/>
+      </w:pPr>
+      <w:r>
+        <w:rPr>
+          <w:rFonts w:ascii="Arial" w:cs="Arial" w:eastAsia="Arial" w:hAnsi="Arial"/>
+          <w:b/>
+          <w:bCs/>
+          <w:color w:val="40916C"/>
+          <w:sz w:val="20"/>
+          <w:szCs w:val="20"/>
+        </w:rPr>
+        <w:t xml:space="preserve">● </w:t>
+      </w:r>
+      <w:r>
+        <w:rPr>
+          <w:rFonts w:ascii="Arial" w:cs="Arial" w:eastAsia="Arial" w:hAnsi="Arial"/>
+          <w:color w:val="111827"/>
+          <w:sz w:val="20"/>
+          <w:szCs w:val="20"/>
+        </w:rPr>
+        <w:t xml:space="preserve">**Atividade 3:** [DETALHAMENTO].</w:t>
       </w:r>
     </w:p>
     <w:p>
@@ -129,7 +305,21 @@
           <w:sz w:val="24"/>
           <w:szCs w:val="24"/>
         </w:rPr>
-        <w:t xml:space="preserve">Próximos Passos</w:t>
+        <w:t xml:space="preserve">3. DIFERENCIAIS COMPETITIVOS</w:t>
+      </w:r>
+    </w:p>
+    <w:p>
+      <w:pPr>
+        <w:spacing w:after="100" w:before="100"/>
+      </w:pPr>
+      <w:r>
+        <w:rPr>
+          <w:rFonts w:ascii="Arial" w:cs="Arial" w:eastAsia="Arial" w:hAnsi="Arial"/>
+          <w:color w:val="111827"/>
+          <w:sz w:val="20"/>
+          <w:szCs w:val="20"/>
+        </w:rPr>
+        <w:t xml:space="preserve">Por que escolher a [SUA EMPRESA]?</w:t>
       </w:r>
     </w:p>
     <w:p>
@@ -155,7 +345,7 @@
           <w:sz w:val="20"/>
           <w:szCs w:val="20"/>
         </w:rPr>
-        <w:t xml:space="preserve">Assinatura do contrato</w:t>
+        <w:t xml:space="preserve">**Experiência:** [X] ANOS NO MERCADO.</w:t>
       </w:r>
     </w:p>
     <w:p>
@@ -181,7 +371,7 @@
           <w:sz w:val="20"/>
           <w:szCs w:val="20"/>
         </w:rPr>
-        <w:t xml:space="preserve">Pagamento do sinal</w:t>
+        <w:t xml:space="preserve">**Tecnologia:** USO DE IA E AUTOMAÇÃO.</w:t>
       </w:r>
     </w:p>
     <w:p>
@@ -207,7 +397,191 @@
           <w:sz w:val="20"/>
           <w:szCs w:val="20"/>
         </w:rPr>
-        <w:t xml:space="preserve">Kick-off do projeto</w:t>
+        <w:t xml:space="preserve">**Suporte:** EQUIPE DEDICADA 24/7.</w:t>
+      </w:r>
+    </w:p>
+    <w:p>
+      <w:pPr>
+        <w:pBdr>
+          <w:bottom w:val="single" w:color="40916C" w:sz="1"/>
+        </w:pBdr>
+        <w:spacing w:after="150" w:before="300"/>
+      </w:pPr>
+      <w:r>
+        <w:rPr>
+          <w:rFonts w:ascii="Arial" w:cs="Arial" w:eastAsia="Arial" w:hAnsi="Arial"/>
+          <w:b/>
+          <w:bCs/>
+          <w:color w:val="2D6A4F"/>
+          <w:sz w:val="24"/>
+          <w:szCs w:val="24"/>
+        </w:rPr>
+        <w:t xml:space="preserve">4. INVESTIMENTO E CRONOGRAMA</w:t>
+      </w:r>
+    </w:p>
+    <w:p>
+      <w:pPr>
+        <w:spacing w:after="100" w:before="100"/>
+      </w:pPr>
+      <w:r>
+        <w:rPr>
+          <w:rFonts w:ascii="Arial" w:cs="Arial" w:eastAsia="Arial" w:hAnsi="Arial"/>
+          <w:color w:val="111827"/>
+          <w:sz w:val="20"/>
+          <w:szCs w:val="20"/>
+        </w:rPr>
+        <w:t xml:space="preserve">Apresentamos as condições para o projeto:</w:t>
+      </w:r>
+    </w:p>
+    <w:p>
+      <w:pPr>
+        <w:spacing w:after="100" w:before="100"/>
+      </w:pPr>
+      <w:r>
+        <w:rPr>
+          <w:rFonts w:ascii="Arial" w:cs="Arial" w:eastAsia="Arial" w:hAnsi="Arial"/>
+          <w:b/>
+          <w:bCs/>
+          <w:color w:val="1B4332"/>
+          <w:sz w:val="20"/>
+          <w:szCs w:val="20"/>
+        </w:rPr>
+        <w:t xml:space="preserve">Pacote  |  Valor Total  |  Condição de Pagamento</w:t>
+      </w:r>
+    </w:p>
+    <w:p>
+      <w:pPr>
+        <w:spacing w:after="100" w:before="100"/>
+      </w:pPr>
+      <w:r>
+        <w:rPr>
+          <w:rFonts w:ascii="Arial" w:cs="Arial" w:eastAsia="Arial" w:hAnsi="Arial"/>
+          <w:b/>
+          <w:bCs/>
+          <w:color w:val="1B4332"/>
+          <w:sz w:val="20"/>
+          <w:szCs w:val="20"/>
+        </w:rPr>
+        <w:t xml:space="preserve">**Plano Premium**  |  R$ [VALOR]  |  [X] parcelas de R$ [VALOR]</w:t>
+      </w:r>
+    </w:p>
+    <w:p>
+      <w:pPr>
+        <w:spacing w:after="100" w:before="100"/>
+      </w:pPr>
+      <w:r>
+        <w:rPr>
+          <w:rFonts w:ascii="Arial" w:cs="Arial" w:eastAsia="Arial" w:hAnsi="Arial"/>
+          <w:b/>
+          <w:bCs/>
+          <w:color w:val="1B4332"/>
+          <w:sz w:val="20"/>
+          <w:szCs w:val="20"/>
+        </w:rPr>
+        <w:t xml:space="preserve">**Plano Custom**  |  R$ [VALOR]  |  [X] parcelas de R$ [VALOR]</w:t>
+      </w:r>
+    </w:p>
+    <w:p>
+      <w:pPr>
+        <w:pBdr>
+          <w:bottom w:val="single" w:color="40916C" w:sz="1"/>
+        </w:pBdr>
+        <w:spacing w:after="150" w:before="300"/>
+      </w:pPr>
+      <w:r>
+        <w:rPr>
+          <w:rFonts w:ascii="Arial" w:cs="Arial" w:eastAsia="Arial" w:hAnsi="Arial"/>
+          <w:b/>
+          <w:bCs/>
+          <w:color w:val="2D6A4F"/>
+          <w:sz w:val="24"/>
+          <w:szCs w:val="24"/>
+        </w:rPr>
+        <w:t xml:space="preserve">5. PRÓXIMOS PASSOS (CAL TO ACTION)</w:t>
+      </w:r>
+    </w:p>
+    <w:p>
+      <w:pPr>
+        <w:spacing w:after="100" w:before="100"/>
+      </w:pPr>
+      <w:r>
+        <w:rPr>
+          <w:rFonts w:ascii="Arial" w:cs="Arial" w:eastAsia="Arial" w:hAnsi="Arial"/>
+          <w:color w:val="111827"/>
+          <w:sz w:val="20"/>
+          <w:szCs w:val="20"/>
+        </w:rPr>
+        <w:t xml:space="preserve">Para darmos início ao projeto:</w:t>
+      </w:r>
+    </w:p>
+    <w:p>
+      <w:pPr>
+        <w:spacing w:after="100" w:before="100"/>
+      </w:pPr>
+      <w:r>
+        <w:rPr>
+          <w:rFonts w:ascii="Arial" w:cs="Arial" w:eastAsia="Arial" w:hAnsi="Arial"/>
+          <w:color w:val="111827"/>
+          <w:sz w:val="20"/>
+          <w:szCs w:val="20"/>
+        </w:rPr>
+        <w:t xml:space="preserve">1. Aprovação desta proposta por e-mail.</w:t>
+      </w:r>
+    </w:p>
+    <w:p>
+      <w:pPr>
+        <w:spacing w:after="100" w:before="100"/>
+      </w:pPr>
+      <w:r>
+        <w:rPr>
+          <w:rFonts w:ascii="Arial" w:cs="Arial" w:eastAsia="Arial" w:hAnsi="Arial"/>
+          <w:color w:val="111827"/>
+          <w:sz w:val="20"/>
+          <w:szCs w:val="20"/>
+        </w:rPr>
+        <w:t xml:space="preserve">2. Assinatura eletrônica do contrato comercial.</w:t>
+      </w:r>
+    </w:p>
+    <w:p>
+      <w:pPr>
+        <w:spacing w:after="100" w:before="100"/>
+      </w:pPr>
+      <w:r>
+        <w:rPr>
+          <w:rFonts w:ascii="Arial" w:cs="Arial" w:eastAsia="Arial" w:hAnsi="Arial"/>
+          <w:color w:val="111827"/>
+          <w:sz w:val="20"/>
+          <w:szCs w:val="20"/>
+        </w:rPr>
+        <w:t xml:space="preserve">3. Pagamento da primeira parcela/sinal.</w:t>
+      </w:r>
+    </w:p>
+    <w:p>
+      <w:pPr>
+        <w:spacing w:after="100" w:before="100"/>
+      </w:pPr>
+      <w:r>
+        <w:rPr>
+          <w:rFonts w:ascii="Arial" w:cs="Arial" w:eastAsia="Arial" w:hAnsi="Arial"/>
+          <w:color w:val="111827"/>
+          <w:sz w:val="20"/>
+          <w:szCs w:val="20"/>
+        </w:rPr>
+        <w:t xml:space="preserve">Ficamos à disposição para agendarmos uma breve chamada de alinhamento.</w:t>
+      </w:r>
+    </w:p>
+    <w:p>
+      <w:pPr>
+        <w:spacing w:after="100" w:before="100"/>
+      </w:pPr>
+      <w:r>
+        <w:rPr>
+          <w:rFonts w:ascii="Arial" w:cs="Arial" w:eastAsia="Arial" w:hAnsi="Arial"/>
+          <w:color w:val="111827"/>
+          <w:sz w:val="20"/>
+          <w:szCs w:val="20"/>
+        </w:rPr>
+        <w:t xml:space="preserve">Atenciosamente,</w:t>
       </w:r>
     </w:p>
     <w:p>
@@ -245,7 +619,35 @@
           <w:sz w:val="20"/>
           <w:szCs w:val="20"/>
         </w:rPr>
-        <w:t xml:space="preserve">Consultor</w:t>
+        <w:t xml:space="preserve">[Assinatura]</w:t>
+      </w:r>
+    </w:p>
+    <w:p>
+      <w:pPr>
+        <w:spacing w:after="100" w:before="100"/>
+      </w:pPr>
+      <w:r>
+        <w:rPr>
+          <w:rFonts w:ascii="Arial" w:cs="Arial" w:eastAsia="Arial" w:hAnsi="Arial"/>
+          <w:color w:val="111827"/>
+          <w:sz w:val="20"/>
+          <w:szCs w:val="20"/>
+        </w:rPr>
+        <w:t xml:space="preserve">**[NOME DO RESPONSÁVEL / CONSULTOR]**</w:t>
+      </w:r>
+    </w:p>
+    <w:p>
+      <w:pPr>
+        <w:spacing w:after="100" w:before="100"/>
+      </w:pPr>
+      <w:r>
+        <w:rPr>
+          <w:rFonts w:ascii="Arial" w:cs="Arial" w:eastAsia="Arial" w:hAnsi="Arial"/>
+          <w:color w:val="111827"/>
+          <w:sz w:val="20"/>
+          <w:szCs w:val="20"/>
+        </w:rPr>
+        <w:t xml:space="preserve">[DADOS DE CONTATO]</w:t>
       </w:r>
     </w:p>
     <w:sectPr>

--- a/templates/06_vendas/03_proposta_comercial_vendas.docx
+++ b/templates/06_vendas/03_proposta_comercial_vendas.docx
@@ -433,54 +433,276 @@
         <w:t xml:space="preserve">Apresentamos as condições para o projeto:</w:t>
       </w:r>
     </w:p>
-    <w:p>
-      <w:pPr>
-        <w:spacing w:after="100" w:before="100"/>
-      </w:pPr>
-      <w:r>
-        <w:rPr>
-          <w:rFonts w:ascii="Arial" w:cs="Arial" w:eastAsia="Arial" w:hAnsi="Arial"/>
-          <w:b/>
-          <w:bCs/>
-          <w:color w:val="1B4332"/>
-          <w:sz w:val="20"/>
-          <w:szCs w:val="20"/>
-        </w:rPr>
-        <w:t xml:space="preserve">Pacote  |  Valor Total  |  Condição de Pagamento</w:t>
-      </w:r>
-    </w:p>
-    <w:p>
-      <w:pPr>
-        <w:spacing w:after="100" w:before="100"/>
-      </w:pPr>
-      <w:r>
-        <w:rPr>
-          <w:rFonts w:ascii="Arial" w:cs="Arial" w:eastAsia="Arial" w:hAnsi="Arial"/>
-          <w:b/>
-          <w:bCs/>
-          <w:color w:val="1B4332"/>
-          <w:sz w:val="20"/>
-          <w:szCs w:val="20"/>
-        </w:rPr>
-        <w:t xml:space="preserve">**Plano Premium**  |  R$ [VALOR]  |  [X] parcelas de R$ [VALOR]</w:t>
-      </w:r>
-    </w:p>
-    <w:p>
-      <w:pPr>
-        <w:spacing w:after="100" w:before="100"/>
-      </w:pPr>
-      <w:r>
-        <w:rPr>
-          <w:rFonts w:ascii="Arial" w:cs="Arial" w:eastAsia="Arial" w:hAnsi="Arial"/>
-          <w:b/>
-          <w:bCs/>
-          <w:color w:val="1B4332"/>
-          <w:sz w:val="20"/>
-          <w:szCs w:val="20"/>
-        </w:rPr>
-        <w:t xml:space="preserve">**Plano Custom**  |  R$ [VALOR]  |  [X] parcelas de R$ [VALOR]</w:t>
-      </w:r>
-    </w:p>
+    <w:tbl>
+      <w:tblPr>
+        <w:tblW w:type="pct" w:w="100%"/>
+        <w:tblBorders>
+          <w:top w:val="single" w:color="auto" w:sz="4"/>
+          <w:left w:val="single" w:color="auto" w:sz="4"/>
+          <w:bottom w:val="single" w:color="auto" w:sz="4"/>
+          <w:right w:val="single" w:color="auto" w:sz="4"/>
+          <w:insideH w:val="single" w:color="auto" w:sz="4"/>
+          <w:insideV w:val="single" w:color="auto" w:sz="4"/>
+        </w:tblBorders>
+      </w:tblPr>
+      <w:tblGrid>
+        <w:gridCol w:w="100"/>
+        <w:gridCol w:w="100"/>
+        <w:gridCol w:w="100"/>
+      </w:tblGrid>
+      <w:tr>
+        <w:tc>
+          <w:tcPr>
+            <w:shd w:fill="1B4332" w:val="clear"/>
+            <w:tcMar>
+              <w:top w:type="dxa" w:w="100"/>
+              <w:left w:type="dxa" w:w="100"/>
+              <w:bottom w:type="dxa" w:w="100"/>
+              <w:right w:type="dxa" w:w="100"/>
+            </w:tcMar>
+            <w:vAlign w:val="center"/>
+          </w:tcPr>
+          <w:p>
+            <w:pPr>
+              <w:jc w:val="center"/>
+            </w:pPr>
+            <w:r>
+              <w:rPr>
+                <w:rFonts w:ascii="Arial" w:cs="Arial" w:eastAsia="Arial" w:hAnsi="Arial"/>
+                <w:b/>
+                <w:bCs/>
+                <w:color w:val="FFFFFF"/>
+                <w:sz w:val="18"/>
+                <w:szCs w:val="18"/>
+              </w:rPr>
+              <w:t xml:space="preserve">Pacote</w:t>
+            </w:r>
+          </w:p>
+        </w:tc>
+        <w:tc>
+          <w:tcPr>
+            <w:shd w:fill="1B4332" w:val="clear"/>
+            <w:tcMar>
+              <w:top w:type="dxa" w:w="100"/>
+              <w:left w:type="dxa" w:w="100"/>
+              <w:bottom w:type="dxa" w:w="100"/>
+              <w:right w:type="dxa" w:w="100"/>
+            </w:tcMar>
+            <w:vAlign w:val="center"/>
+          </w:tcPr>
+          <w:p>
+            <w:pPr>
+              <w:jc w:val="center"/>
+            </w:pPr>
+            <w:r>
+              <w:rPr>
+                <w:rFonts w:ascii="Arial" w:cs="Arial" w:eastAsia="Arial" w:hAnsi="Arial"/>
+                <w:b/>
+                <w:bCs/>
+                <w:color w:val="FFFFFF"/>
+                <w:sz w:val="18"/>
+                <w:szCs w:val="18"/>
+              </w:rPr>
+              <w:t xml:space="preserve">Valor Total</w:t>
+            </w:r>
+          </w:p>
+        </w:tc>
+        <w:tc>
+          <w:tcPr>
+            <w:shd w:fill="1B4332" w:val="clear"/>
+            <w:tcMar>
+              <w:top w:type="dxa" w:w="100"/>
+              <w:left w:type="dxa" w:w="100"/>
+              <w:bottom w:type="dxa" w:w="100"/>
+              <w:right w:type="dxa" w:w="100"/>
+            </w:tcMar>
+            <w:vAlign w:val="center"/>
+          </w:tcPr>
+          <w:p>
+            <w:pPr>
+              <w:jc w:val="center"/>
+            </w:pPr>
+            <w:r>
+              <w:rPr>
+                <w:rFonts w:ascii="Arial" w:cs="Arial" w:eastAsia="Arial" w:hAnsi="Arial"/>
+                <w:b/>
+                <w:bCs/>
+                <w:color w:val="FFFFFF"/>
+                <w:sz w:val="18"/>
+                <w:szCs w:val="18"/>
+              </w:rPr>
+              <w:t xml:space="preserve">Condição de Pagamento</w:t>
+            </w:r>
+          </w:p>
+        </w:tc>
+      </w:tr>
+      <w:tr>
+        <w:tc>
+          <w:tcPr>
+            <w:tcMar>
+              <w:top w:type="dxa" w:w="100"/>
+              <w:left w:type="dxa" w:w="100"/>
+              <w:bottom w:type="dxa" w:w="100"/>
+              <w:right w:type="dxa" w:w="100"/>
+            </w:tcMar>
+            <w:vAlign w:val="center"/>
+          </w:tcPr>
+          <w:p>
+            <w:pPr>
+              <w:jc w:val="center"/>
+            </w:pPr>
+            <w:r>
+              <w:rPr>
+                <w:rFonts w:ascii="Arial" w:cs="Arial" w:eastAsia="Arial" w:hAnsi="Arial"/>
+                <w:b w:val="false"/>
+                <w:bCs w:val="false"/>
+                <w:color w:val="111827"/>
+                <w:sz w:val="18"/>
+                <w:szCs w:val="18"/>
+              </w:rPr>
+              <w:t xml:space="preserve">**Plano Premium**</w:t>
+            </w:r>
+          </w:p>
+        </w:tc>
+        <w:tc>
+          <w:tcPr>
+            <w:tcMar>
+              <w:top w:type="dxa" w:w="100"/>
+              <w:left w:type="dxa" w:w="100"/>
+              <w:bottom w:type="dxa" w:w="100"/>
+              <w:right w:type="dxa" w:w="100"/>
+            </w:tcMar>
+            <w:vAlign w:val="center"/>
+          </w:tcPr>
+          <w:p>
+            <w:pPr>
+              <w:jc w:val="center"/>
+            </w:pPr>
+            <w:r>
+              <w:rPr>
+                <w:rFonts w:ascii="Arial" w:cs="Arial" w:eastAsia="Arial" w:hAnsi="Arial"/>
+                <w:b w:val="false"/>
+                <w:bCs w:val="false"/>
+                <w:color w:val="111827"/>
+                <w:sz w:val="18"/>
+                <w:szCs w:val="18"/>
+              </w:rPr>
+              <w:t xml:space="preserve">R$ [VALOR]</w:t>
+            </w:r>
+          </w:p>
+        </w:tc>
+        <w:tc>
+          <w:tcPr>
+            <w:tcMar>
+              <w:top w:type="dxa" w:w="100"/>
+              <w:left w:type="dxa" w:w="100"/>
+              <w:bottom w:type="dxa" w:w="100"/>
+              <w:right w:type="dxa" w:w="100"/>
+            </w:tcMar>
+            <w:vAlign w:val="center"/>
+          </w:tcPr>
+          <w:p>
+            <w:pPr>
+              <w:jc w:val="center"/>
+            </w:pPr>
+            <w:r>
+              <w:rPr>
+                <w:rFonts w:ascii="Arial" w:cs="Arial" w:eastAsia="Arial" w:hAnsi="Arial"/>
+                <w:b w:val="false"/>
+                <w:bCs w:val="false"/>
+                <w:color w:val="111827"/>
+                <w:sz w:val="18"/>
+                <w:szCs w:val="18"/>
+              </w:rPr>
+              <w:t xml:space="preserve">[X] parcelas de R$ [VALOR]</w:t>
+            </w:r>
+          </w:p>
+        </w:tc>
+      </w:tr>
+      <w:tr>
+        <w:tc>
+          <w:tcPr>
+            <w:tcMar>
+              <w:top w:type="dxa" w:w="100"/>
+              <w:left w:type="dxa" w:w="100"/>
+              <w:bottom w:type="dxa" w:w="100"/>
+              <w:right w:type="dxa" w:w="100"/>
+            </w:tcMar>
+            <w:vAlign w:val="center"/>
+          </w:tcPr>
+          <w:p>
+            <w:pPr>
+              <w:jc w:val="center"/>
+            </w:pPr>
+            <w:r>
+              <w:rPr>
+                <w:rFonts w:ascii="Arial" w:cs="Arial" w:eastAsia="Arial" w:hAnsi="Arial"/>
+                <w:b w:val="false"/>
+                <w:bCs w:val="false"/>
+                <w:color w:val="111827"/>
+                <w:sz w:val="18"/>
+                <w:szCs w:val="18"/>
+              </w:rPr>
+              <w:t xml:space="preserve">**Plano Custom**</w:t>
+            </w:r>
+          </w:p>
+        </w:tc>
+        <w:tc>
+          <w:tcPr>
+            <w:tcMar>
+              <w:top w:type="dxa" w:w="100"/>
+              <w:left w:type="dxa" w:w="100"/>
+              <w:bottom w:type="dxa" w:w="100"/>
+              <w:right w:type="dxa" w:w="100"/>
+            </w:tcMar>
+            <w:vAlign w:val="center"/>
+          </w:tcPr>
+          <w:p>
+            <w:pPr>
+              <w:jc w:val="center"/>
+            </w:pPr>
+            <w:r>
+              <w:rPr>
+                <w:rFonts w:ascii="Arial" w:cs="Arial" w:eastAsia="Arial" w:hAnsi="Arial"/>
+                <w:b w:val="false"/>
+                <w:bCs w:val="false"/>
+                <w:color w:val="111827"/>
+                <w:sz w:val="18"/>
+                <w:szCs w:val="18"/>
+              </w:rPr>
+              <w:t xml:space="preserve">R$ [VALOR]</w:t>
+            </w:r>
+          </w:p>
+        </w:tc>
+        <w:tc>
+          <w:tcPr>
+            <w:tcMar>
+              <w:top w:type="dxa" w:w="100"/>
+              <w:left w:type="dxa" w:w="100"/>
+              <w:bottom w:type="dxa" w:w="100"/>
+              <w:right w:type="dxa" w:w="100"/>
+            </w:tcMar>
+            <w:vAlign w:val="center"/>
+          </w:tcPr>
+          <w:p>
+            <w:pPr>
+              <w:jc w:val="center"/>
+            </w:pPr>
+            <w:r>
+              <w:rPr>
+                <w:rFonts w:ascii="Arial" w:cs="Arial" w:eastAsia="Arial" w:hAnsi="Arial"/>
+                <w:b w:val="false"/>
+                <w:bCs w:val="false"/>
+                <w:color w:val="111827"/>
+                <w:sz w:val="18"/>
+                <w:szCs w:val="18"/>
+              </w:rPr>
+              <w:t xml:space="preserve">[X] parcelas de R$ [VALOR]</w:t>
+            </w:r>
+          </w:p>
+        </w:tc>
+      </w:tr>
+    </w:tbl>
     <w:p>
       <w:pPr>
         <w:pBdr>
